--- a/data/outputs/v2/Grade11/Biology/Quizzes/SS2.2_Growth_and_Development_in_Plants/Biology_G11_SS2.2_Growth_and_Development_in_Plants_L8_AnswerKey.docx
+++ b/data/outputs/v2/Grade11/Biology/Quizzes/SS2.2_Growth_and_Development_in_Plants/Biology_G11_SS2.2_Growth_and_Development_in_Plants_L8_AnswerKey.docx
@@ -1405,7 +1405,7 @@
         </w:rPr>
         <w:t xml:space="preserve">© 2026 SeaVuria and ARES. Aligned with KICD objectives. Developed by SeaVuria; technical implementation by ARES (with AI assistance from Claude). Licensed under </w:t>
       </w:r>
-      <w:hyperlink w:history="1" r:id="rIdeonhlvbfz3pysllldelb1">
+      <w:hyperlink w:history="1" r:id="rIdybwp0vsyfm3yga6qgbuju">
         <w:r>
           <w:rPr>
             <w:rFonts w:ascii="Arial" w:cs="Arial" w:eastAsia="Arial" w:hAnsi="Arial"/>
@@ -1426,7 +1426,7 @@
         </w:rPr>
         <w:t xml:space="preserve"> (</w:t>
       </w:r>
-      <w:hyperlink w:history="1" r:id="rIdnv50u4g6mwi_ptbswpvlb">
+      <w:hyperlink w:history="1" r:id="rIdnlhwnn8t91dc0gbgpde6_">
         <w:r>
           <w:rPr>
             <w:rFonts w:ascii="Arial" w:cs="Arial" w:eastAsia="Arial" w:hAnsi="Arial"/>

--- a/data/outputs/v2/Grade11/Biology/Quizzes/SS2.2_Growth_and_Development_in_Plants/Biology_G11_SS2.2_Growth_and_Development_in_Plants_L8_AnswerKey.docx
+++ b/data/outputs/v2/Grade11/Biology/Quizzes/SS2.2_Growth_and_Development_in_Plants/Biology_G11_SS2.2_Growth_and_Development_in_Plants_L8_AnswerKey.docx
@@ -29,7 +29,7 @@
           <w:sz w:val="20"/>
           <w:szCs w:val="20"/>
         </w:rPr>
-        <w:t xml:space="preserve">Sub-Strand 2.2: Growth and Development in Plants  •  Lesson 8: Measuring Growth: Seedling Height, Stem Width and Growth Curves of Maize and Beans</w:t>
+        <w:t xml:space="preserve">Sub-Strand 2.2: Growth and Development in Plants  •  Lesson 8: Applying Hormones: Rooting Cuttings for the School Tree Nursery</w:t>
       </w:r>
     </w:p>
     <w:p>
@@ -345,6 +345,38 @@
                 <w:sz w:val="21"/>
                 <w:szCs w:val="21"/>
               </w:rPr>
+              <w:t xml:space="preserve">D</w:t>
+            </w:r>
+          </w:p>
+        </w:tc>
+        <w:tc>
+          <w:tcPr>
+            <w:tcW w:type="dxa" w:w="1337"/>
+            <w:tcBorders>
+              <w:top w:val="single" w:color="BBBBBB" w:sz="4"/>
+              <w:left w:val="single" w:color="BBBBBB" w:sz="4"/>
+              <w:bottom w:val="single" w:color="BBBBBB" w:sz="4"/>
+              <w:right w:val="single" w:color="BBBBBB" w:sz="4"/>
+            </w:tcBorders>
+            <w:tcMar>
+              <w:top w:type="dxa" w:w="60"/>
+              <w:left w:type="dxa" w:w="80"/>
+              <w:bottom w:type="dxa" w:w="60"/>
+              <w:right w:type="dxa" w:w="80"/>
+            </w:tcMar>
+          </w:tcPr>
+          <w:p>
+            <w:pPr>
+              <w:jc w:val="center"/>
+            </w:pPr>
+            <w:r>
+              <w:rPr>
+                <w:rFonts w:ascii="Arial" w:cs="Arial" w:eastAsia="Arial" w:hAnsi="Arial"/>
+                <w:b/>
+                <w:bCs/>
+                <w:sz w:val="21"/>
+                <w:szCs w:val="21"/>
+              </w:rPr>
               <w:t xml:space="preserve">C</w:t>
             </w:r>
           </w:p>
@@ -378,6 +410,38 @@
                 <w:szCs w:val="21"/>
               </w:rPr>
               <w:t xml:space="preserve">D</w:t>
+            </w:r>
+          </w:p>
+        </w:tc>
+        <w:tc>
+          <w:tcPr>
+            <w:tcW w:type="dxa" w:w="1337"/>
+            <w:tcBorders>
+              <w:top w:val="single" w:color="BBBBBB" w:sz="4"/>
+              <w:left w:val="single" w:color="BBBBBB" w:sz="4"/>
+              <w:bottom w:val="single" w:color="BBBBBB" w:sz="4"/>
+              <w:right w:val="single" w:color="BBBBBB" w:sz="4"/>
+            </w:tcBorders>
+            <w:tcMar>
+              <w:top w:type="dxa" w:w="60"/>
+              <w:left w:type="dxa" w:w="80"/>
+              <w:bottom w:type="dxa" w:w="60"/>
+              <w:right w:type="dxa" w:w="80"/>
+            </w:tcMar>
+          </w:tcPr>
+          <w:p>
+            <w:pPr>
+              <w:jc w:val="center"/>
+            </w:pPr>
+            <w:r>
+              <w:rPr>
+                <w:rFonts w:ascii="Arial" w:cs="Arial" w:eastAsia="Arial" w:hAnsi="Arial"/>
+                <w:b/>
+                <w:bCs/>
+                <w:sz w:val="21"/>
+                <w:szCs w:val="21"/>
+              </w:rPr>
+              <w:t xml:space="preserve">C</w:t>
             </w:r>
           </w:p>
         </w:tc>
@@ -473,71 +537,7 @@
                 <w:sz w:val="21"/>
                 <w:szCs w:val="21"/>
               </w:rPr>
-              <w:t xml:space="preserve">B</w:t>
-            </w:r>
-          </w:p>
-        </w:tc>
-        <w:tc>
-          <w:tcPr>
-            <w:tcW w:type="dxa" w:w="1337"/>
-            <w:tcBorders>
-              <w:top w:val="single" w:color="BBBBBB" w:sz="4"/>
-              <w:left w:val="single" w:color="BBBBBB" w:sz="4"/>
-              <w:bottom w:val="single" w:color="BBBBBB" w:sz="4"/>
-              <w:right w:val="single" w:color="BBBBBB" w:sz="4"/>
-            </w:tcBorders>
-            <w:tcMar>
-              <w:top w:type="dxa" w:w="60"/>
-              <w:left w:type="dxa" w:w="80"/>
-              <w:bottom w:type="dxa" w:w="60"/>
-              <w:right w:type="dxa" w:w="80"/>
-            </w:tcMar>
-          </w:tcPr>
-          <w:p>
-            <w:pPr>
-              <w:jc w:val="center"/>
-            </w:pPr>
-            <w:r>
-              <w:rPr>
-                <w:rFonts w:ascii="Arial" w:cs="Arial" w:eastAsia="Arial" w:hAnsi="Arial"/>
-                <w:b/>
-                <w:bCs/>
-                <w:sz w:val="21"/>
-                <w:szCs w:val="21"/>
-              </w:rPr>
-              <w:t xml:space="preserve">A</w:t>
-            </w:r>
-          </w:p>
-        </w:tc>
-        <w:tc>
-          <w:tcPr>
-            <w:tcW w:type="dxa" w:w="1337"/>
-            <w:tcBorders>
-              <w:top w:val="single" w:color="BBBBBB" w:sz="4"/>
-              <w:left w:val="single" w:color="BBBBBB" w:sz="4"/>
-              <w:bottom w:val="single" w:color="BBBBBB" w:sz="4"/>
-              <w:right w:val="single" w:color="BBBBBB" w:sz="4"/>
-            </w:tcBorders>
-            <w:tcMar>
-              <w:top w:type="dxa" w:w="60"/>
-              <w:left w:type="dxa" w:w="80"/>
-              <w:bottom w:type="dxa" w:w="60"/>
-              <w:right w:type="dxa" w:w="80"/>
-            </w:tcMar>
-          </w:tcPr>
-          <w:p>
-            <w:pPr>
-              <w:jc w:val="center"/>
-            </w:pPr>
-            <w:r>
-              <w:rPr>
-                <w:rFonts w:ascii="Arial" w:cs="Arial" w:eastAsia="Arial" w:hAnsi="Arial"/>
-                <w:b/>
-                <w:bCs/>
-                <w:sz w:val="21"/>
-                <w:szCs w:val="21"/>
-              </w:rPr>
-              <w:t xml:space="preserve">A</w:t>
+              <w:t xml:space="preserve">D</w:t>
             </w:r>
           </w:p>
         </w:tc>
@@ -568,7 +568,7 @@
           <w:sz w:val="16"/>
           <w:szCs w:val="16"/>
         </w:rPr>
-        <w:t xml:space="preserve">USE AFTER: PREDICT PHASE — Predict: sketching maize and bean height over 21 days (Think-Pair-Share)</w:t>
+        <w:t xml:space="preserve">USE AFTER: PREDICT PHASE — Predict: Think-Pair-Share ranking of the four treatments (Where do you think auxin collects in a cutting?)</w:t>
       </w:r>
     </w:p>
     <w:p>
@@ -584,37 +584,52 @@
           <w:sz w:val="21"/>
           <w:szCs w:val="21"/>
         </w:rPr>
-        <w:t xml:space="preserve">Q1. Before measuring anything, a learner predicts that a maize seedling will grow the same number of centimetres every day for 21 days. Which statement about real seedling growth best challenges this prediction?</w:t>
-      </w:r>
-    </w:p>
-    <w:p>
-      <w:pPr>
-        <w:keepNext/>
-        <w:spacing w:after="20"/>
-        <w:ind w:left="360"/>
-      </w:pPr>
-      <w:r>
-        <w:rPr>
-          <w:rFonts w:ascii="Arial" w:cs="Arial" w:eastAsia="Arial" w:hAnsi="Arial"/>
-          <w:sz w:val="21"/>
-          <w:szCs w:val="21"/>
-        </w:rPr>
-        <w:t xml:space="preserve">A.  Growth happens only in the first three days</w:t>
-      </w:r>
-    </w:p>
-    <w:p>
-      <w:pPr>
-        <w:keepNext/>
-        <w:spacing w:after="20"/>
-        <w:ind w:left="360"/>
-      </w:pPr>
-      <w:r>
-        <w:rPr>
-          <w:rFonts w:ascii="Arial" w:cs="Arial" w:eastAsia="Arial" w:hAnsi="Arial"/>
-          <w:sz w:val="21"/>
-          <w:szCs w:val="21"/>
-        </w:rPr>
-        <w:t xml:space="preserve">B.  Growth keeps getting faster every day until the plant dies</w:t>
+        <w:t xml:space="preserve">Q1. In Lesson 7 you learned that auxin is involved in rooting. A hibiscus stem cutting has been cut from the parent plant and has no roots. Where does auxin collect in the cutting so that roots can form?</w:t>
+      </w:r>
+    </w:p>
+    <w:p>
+      <w:pPr>
+        <w:keepNext/>
+        <w:spacing w:after="20"/>
+        <w:ind w:left="360"/>
+      </w:pPr>
+      <w:r>
+        <w:rPr>
+          <w:rFonts w:ascii="Arial" w:cs="Arial" w:eastAsia="Arial" w:hAnsi="Arial"/>
+          <w:sz w:val="21"/>
+          <w:szCs w:val="21"/>
+        </w:rPr>
+        <w:t xml:space="preserve">A.  In the soil around the cutting</w:t>
+      </w:r>
+    </w:p>
+    <w:p>
+      <w:pPr>
+        <w:keepNext/>
+        <w:spacing w:after="20"/>
+        <w:ind w:left="360"/>
+      </w:pPr>
+      <w:r>
+        <w:rPr>
+          <w:rFonts w:ascii="Arial" w:cs="Arial" w:eastAsia="Arial" w:hAnsi="Arial"/>
+          <w:sz w:val="21"/>
+          <w:szCs w:val="21"/>
+        </w:rPr>
+        <w:t xml:space="preserve">B.  At the tips of the leaves</w:t>
+      </w:r>
+    </w:p>
+    <w:p>
+      <w:pPr>
+        <w:keepNext/>
+        <w:spacing w:after="20"/>
+        <w:ind w:left="360"/>
+      </w:pPr>
+      <w:r>
+        <w:rPr>
+          <w:rFonts w:ascii="Arial" w:cs="Arial" w:eastAsia="Arial" w:hAnsi="Arial"/>
+          <w:sz w:val="21"/>
+          <w:szCs w:val="21"/>
+        </w:rPr>
+        <w:t xml:space="preserve">C.  In seeds inside the cutting</w:t>
       </w:r>
     </w:p>
     <w:p>
@@ -632,22 +647,7 @@
           <w:sz w:val="21"/>
           <w:szCs w:val="21"/>
         </w:rPr>
-        <w:t xml:space="preserve">C.  Growth is slow at first, then rapid, then slows down and levels off</w:t>
-      </w:r>
-    </w:p>
-    <w:p>
-      <w:pPr>
-        <w:keepNext/>
-        <w:spacing w:after="20"/>
-        <w:ind w:left="360"/>
-      </w:pPr>
-      <w:r>
-        <w:rPr>
-          <w:rFonts w:ascii="Arial" w:cs="Arial" w:eastAsia="Arial" w:hAnsi="Arial"/>
-          <w:sz w:val="21"/>
-          <w:szCs w:val="21"/>
-        </w:rPr>
-        <w:t xml:space="preserve">D.  Growth is steady, so the graph is a straight line</w:t>
+        <w:t xml:space="preserve">D.  At the cut base of the stem</w:t>
       </w:r>
     </w:p>
     <w:p>
@@ -663,7 +663,7 @@
           <w:sz w:val="21"/>
           <w:szCs w:val="21"/>
         </w:rPr>
-        <w:t xml:space="preserve">Correct answer: C. </w:t>
+        <w:t xml:space="preserve">Correct answer: D. </w:t>
       </w:r>
       <w:r>
         <w:rPr>
@@ -672,7 +672,7 @@
           <w:sz w:val="19"/>
           <w:szCs w:val="19"/>
         </w:rPr>
-        <w:t xml:space="preserve">Real growth curves are S-shaped, with a lag phase, a rapid phase and a stationary phase, so the growth rate changes over time. A straight line wrongly assumes a constant daily increase.</w:t>
+        <w:t xml:space="preserve">Auxin (IAA) accumulates at the cut base of a stem cutting, and this stimulates root formation. Cuttings do not need seeds to make roots.</w:t>
       </w:r>
     </w:p>
     <w:p>
@@ -687,7 +687,7 @@
           <w:sz w:val="16"/>
           <w:szCs w:val="16"/>
         </w:rPr>
-        <w:t xml:space="preserve">USE AFTER: OBSERVE PHASE — Observe: measuring stem width with thread and ruler</w:t>
+        <w:t xml:space="preserve">USE AFTER: OBSERVE PHASE — Part A: setting up the mini fair test with four labelled containers (identifying the control)</w:t>
       </w:r>
     </w:p>
     <w:p>
@@ -703,52 +703,37 @@
           <w:sz w:val="21"/>
           <w:szCs w:val="21"/>
         </w:rPr>
-        <w:t xml:space="preserve">Q2. A group wraps thread once around a bean stem. The thread measures 12 mm against a ruler. Using the method of dividing the circumference by 3, what is the approximate stem width (diameter)?</w:t>
-      </w:r>
-    </w:p>
-    <w:p>
-      <w:pPr>
-        <w:keepNext/>
-        <w:spacing w:after="20"/>
-        <w:ind w:left="360"/>
-      </w:pPr>
-      <w:r>
-        <w:rPr>
-          <w:rFonts w:ascii="Arial" w:cs="Arial" w:eastAsia="Arial" w:hAnsi="Arial"/>
-          <w:sz w:val="21"/>
-          <w:szCs w:val="21"/>
-        </w:rPr>
-        <w:t xml:space="preserve">A.  12 mm</w:t>
-      </w:r>
-    </w:p>
-    <w:p>
-      <w:pPr>
-        <w:keepNext/>
-        <w:spacing w:after="20"/>
-        <w:ind w:left="360"/>
-      </w:pPr>
-      <w:r>
-        <w:rPr>
-          <w:rFonts w:ascii="Arial" w:cs="Arial" w:eastAsia="Arial" w:hAnsi="Arial"/>
-          <w:sz w:val="21"/>
-          <w:szCs w:val="21"/>
-        </w:rPr>
-        <w:t xml:space="preserve">B.  9 mm</w:t>
-      </w:r>
-    </w:p>
-    <w:p>
-      <w:pPr>
-        <w:keepNext/>
-        <w:spacing w:after="20"/>
-        <w:ind w:left="360"/>
-      </w:pPr>
-      <w:r>
-        <w:rPr>
-          <w:rFonts w:ascii="Arial" w:cs="Arial" w:eastAsia="Arial" w:hAnsi="Arial"/>
-          <w:sz w:val="21"/>
-          <w:szCs w:val="21"/>
-        </w:rPr>
-        <w:t xml:space="preserve">C.  36 mm</w:t>
+        <w:t xml:space="preserve">Q2. Madam Achieng's class compares bulb onion extract, Aloe vera gel and cinnamon powder for rooting hibiscus cuttings. They also include a container of plain water with no added substance. Why is plain water included?</w:t>
+      </w:r>
+    </w:p>
+    <w:p>
+      <w:pPr>
+        <w:keepNext/>
+        <w:spacing w:after="20"/>
+        <w:ind w:left="360"/>
+      </w:pPr>
+      <w:r>
+        <w:rPr>
+          <w:rFonts w:ascii="Arial" w:cs="Arial" w:eastAsia="Arial" w:hAnsi="Arial"/>
+          <w:sz w:val="21"/>
+          <w:szCs w:val="21"/>
+        </w:rPr>
+        <w:t xml:space="preserve">A.  It gives the cuttings the hormone they need to root</w:t>
+      </w:r>
+    </w:p>
+    <w:p>
+      <w:pPr>
+        <w:keepNext/>
+        <w:spacing w:after="20"/>
+        <w:ind w:left="360"/>
+      </w:pPr>
+      <w:r>
+        <w:rPr>
+          <w:rFonts w:ascii="Arial" w:cs="Arial" w:eastAsia="Arial" w:hAnsi="Arial"/>
+          <w:sz w:val="21"/>
+          <w:szCs w:val="21"/>
+        </w:rPr>
+        <w:t xml:space="preserve">B.  It makes the test fair by changing the water in all the other containers</w:t>
       </w:r>
     </w:p>
     <w:p>
@@ -766,7 +751,22 @@
           <w:sz w:val="21"/>
           <w:szCs w:val="21"/>
         </w:rPr>
-        <w:t xml:space="preserve">D.  4 mm</w:t>
+        <w:t xml:space="preserve">C.  It is the control, so we can compare treated cuttings with cuttings that had no added substance</w:t>
+      </w:r>
+    </w:p>
+    <w:p>
+      <w:pPr>
+        <w:keepNext/>
+        <w:spacing w:after="20"/>
+        <w:ind w:left="360"/>
+      </w:pPr>
+      <w:r>
+        <w:rPr>
+          <w:rFonts w:ascii="Arial" w:cs="Arial" w:eastAsia="Arial" w:hAnsi="Arial"/>
+          <w:sz w:val="21"/>
+          <w:szCs w:val="21"/>
+        </w:rPr>
+        <w:t xml:space="preserve">D.  It washes the cuttings so they stay clean</w:t>
       </w:r>
     </w:p>
     <w:p>
@@ -782,7 +782,7 @@
           <w:sz w:val="21"/>
           <w:szCs w:val="21"/>
         </w:rPr>
-        <w:t xml:space="preserve">Correct answer: D. </w:t>
+        <w:t xml:space="preserve">Correct answer: C. </w:t>
       </w:r>
       <w:r>
         <w:rPr>
@@ -791,7 +791,7 @@
           <w:sz w:val="19"/>
           <w:szCs w:val="19"/>
         </w:rPr>
-        <w:t xml:space="preserve">Diameter is about circumference divided by 3, so 12 ÷ 3 = 4 mm. 12 mm is the circumference itself, not the width.</w:t>
+        <w:t xml:space="preserve">The plain water cuttings are the control. They show how many cuttings root without any added substance, so we can tell whether the treatments made a difference.</w:t>
       </w:r>
     </w:p>
     <w:p>
@@ -806,7 +806,7 @@
           <w:sz w:val="16"/>
           <w:szCs w:val="16"/>
         </w:rPr>
-        <w:t xml:space="preserve">USE AFTER: OBSERVE PHASE — Observe: measuring 3 maize and 3 bean seedlings and calculating mean values</w:t>
+        <w:t xml:space="preserve">USE AFTER: OBSERVE PHASE — Part A: identifying independent, dependent and controlled variables</w:t>
       </w:r>
     </w:p>
     <w:p>
@@ -822,7 +822,52 @@
           <w:sz w:val="21"/>
           <w:szCs w:val="21"/>
         </w:rPr>
-        <w:t xml:space="preserve">Q3. A group measures three maize seedlings from the class nursery. Their heights are 30 cm, 32 cm and 40 cm. What is the mean height?</w:t>
+        <w:t xml:space="preserve">Q3. In a cuttings fair test, the type of treatment (water, onion, Aloe vera or cinnamon) is changed on purpose, and the number of cuttings that root is measured. Which of these must be a controlled variable (kept the same for all cuttings)?</w:t>
+      </w:r>
+    </w:p>
+    <w:p>
+      <w:pPr>
+        <w:keepNext/>
+        <w:spacing w:after="20"/>
+        <w:ind w:left="360"/>
+      </w:pPr>
+      <w:r>
+        <w:rPr>
+          <w:rFonts w:ascii="Arial" w:cs="Arial" w:eastAsia="Arial" w:hAnsi="Arial"/>
+          <w:sz w:val="21"/>
+          <w:szCs w:val="21"/>
+        </w:rPr>
+        <w:t xml:space="preserve">A.  The percentage rooting after 21 days</w:t>
+      </w:r>
+    </w:p>
+    <w:p>
+      <w:pPr>
+        <w:keepNext/>
+        <w:spacing w:after="20"/>
+        <w:ind w:left="360"/>
+      </w:pPr>
+      <w:r>
+        <w:rPr>
+          <w:rFonts w:ascii="Arial" w:cs="Arial" w:eastAsia="Arial" w:hAnsi="Arial"/>
+          <w:sz w:val="21"/>
+          <w:szCs w:val="21"/>
+        </w:rPr>
+        <w:t xml:space="preserve">B.  The type of treatment used</w:t>
+      </w:r>
+    </w:p>
+    <w:p>
+      <w:pPr>
+        <w:keepNext/>
+        <w:spacing w:after="20"/>
+        <w:ind w:left="360"/>
+      </w:pPr>
+      <w:r>
+        <w:rPr>
+          <w:rFonts w:ascii="Arial" w:cs="Arial" w:eastAsia="Arial" w:hAnsi="Arial"/>
+          <w:sz w:val="21"/>
+          <w:szCs w:val="21"/>
+        </w:rPr>
+        <w:t xml:space="preserve">C.  The number of cuttings that root</w:t>
       </w:r>
     </w:p>
     <w:p>
@@ -840,52 +885,7 @@
           <w:sz w:val="21"/>
           <w:szCs w:val="21"/>
         </w:rPr>
-        <w:t xml:space="preserve">A.  34 cm</w:t>
-      </w:r>
-    </w:p>
-    <w:p>
-      <w:pPr>
-        <w:keepNext/>
-        <w:spacing w:after="20"/>
-        <w:ind w:left="360"/>
-      </w:pPr>
-      <w:r>
-        <w:rPr>
-          <w:rFonts w:ascii="Arial" w:cs="Arial" w:eastAsia="Arial" w:hAnsi="Arial"/>
-          <w:sz w:val="21"/>
-          <w:szCs w:val="21"/>
-        </w:rPr>
-        <w:t xml:space="preserve">B.  32 cm</w:t>
-      </w:r>
-    </w:p>
-    <w:p>
-      <w:pPr>
-        <w:keepNext/>
-        <w:spacing w:after="20"/>
-        <w:ind w:left="360"/>
-      </w:pPr>
-      <w:r>
-        <w:rPr>
-          <w:rFonts w:ascii="Arial" w:cs="Arial" w:eastAsia="Arial" w:hAnsi="Arial"/>
-          <w:sz w:val="21"/>
-          <w:szCs w:val="21"/>
-        </w:rPr>
-        <w:t xml:space="preserve">C.  102 cm</w:t>
-      </w:r>
-    </w:p>
-    <w:p>
-      <w:pPr>
-        <w:keepNext/>
-        <w:spacing w:after="20"/>
-        <w:ind w:left="360"/>
-      </w:pPr>
-      <w:r>
-        <w:rPr>
-          <w:rFonts w:ascii="Arial" w:cs="Arial" w:eastAsia="Arial" w:hAnsi="Arial"/>
-          <w:sz w:val="21"/>
-          <w:szCs w:val="21"/>
-        </w:rPr>
-        <w:t xml:space="preserve">D.  40 cm</w:t>
+        <w:t xml:space="preserve">D.  The length of each cutting (about 15 cm)</w:t>
       </w:r>
     </w:p>
     <w:p>
@@ -901,7 +901,7 @@
           <w:sz w:val="21"/>
           <w:szCs w:val="21"/>
         </w:rPr>
-        <w:t xml:space="preserve">Correct answer: A. </w:t>
+        <w:t xml:space="preserve">Correct answer: D. </w:t>
       </w:r>
       <w:r>
         <w:rPr>
@@ -910,7 +910,7 @@
           <w:sz w:val="19"/>
           <w:szCs w:val="19"/>
         </w:rPr>
-        <w:t xml:space="preserve">Mean = (30 + 32 + 40) ÷ 3 = 102 ÷ 3 = 34 cm. Using several seedlings and finding the mean gives a more reliable value than one seedling.</w:t>
+        <w:t xml:space="preserve">Cutting length must stay the same so it cannot affect rooting. The type of treatment is the independent variable. The number rooted and the percentage rooting are the dependent variable.</w:t>
       </w:r>
     </w:p>
     <w:p>
@@ -925,7 +925,7 @@
           <w:sz w:val="16"/>
           <w:szCs w:val="16"/>
         </w:rPr>
-        <w:t xml:space="preserve">USE AFTER: EXPLAIN PHASE — Explain: writing a CER statement using numbers from the table and graph</w:t>
+        <w:t xml:space="preserve">USE AFTER: OBSERVE PHASE — Part B: calculating percentage rooting from the 21-day results</w:t>
       </w:r>
     </w:p>
     <w:p>
@@ -941,37 +941,37 @@
           <w:sz w:val="21"/>
           <w:szCs w:val="21"/>
         </w:rPr>
-        <w:t xml:space="preserve">Q4. Mean height data: maize was 8 cm on Day 6 and 48 cm on Day 15. Beans were 3 cm on Day 6 and 17 cm on Day 15. Between Day 6 and Day 15, how many more centimetres did the maize grow than the beans?</w:t>
-      </w:r>
-    </w:p>
-    <w:p>
-      <w:pPr>
-        <w:keepNext/>
-        <w:spacing w:after="20"/>
-        <w:ind w:left="360"/>
-      </w:pPr>
-      <w:r>
-        <w:rPr>
-          <w:rFonts w:ascii="Arial" w:cs="Arial" w:eastAsia="Arial" w:hAnsi="Arial"/>
-          <w:sz w:val="21"/>
-          <w:szCs w:val="21"/>
-        </w:rPr>
-        <w:t xml:space="preserve">A.  40 cm</w:t>
-      </w:r>
-    </w:p>
-    <w:p>
-      <w:pPr>
-        <w:keepNext/>
-        <w:spacing w:after="20"/>
-        <w:ind w:left="360"/>
-      </w:pPr>
-      <w:r>
-        <w:rPr>
-          <w:rFonts w:ascii="Arial" w:cs="Arial" w:eastAsia="Arial" w:hAnsi="Arial"/>
-          <w:sz w:val="21"/>
-          <w:szCs w:val="21"/>
-        </w:rPr>
-        <w:t xml:space="preserve">B.  14 cm</w:t>
+        <w:t xml:space="preserve">Q4. In the class nursery test, 30 hibiscus cuttings were treated with bulb onion extract. After 21 days, 21 of them had rooted. What is the percentage rooting?</w:t>
+      </w:r>
+    </w:p>
+    <w:p>
+      <w:pPr>
+        <w:keepNext/>
+        <w:spacing w:after="20"/>
+        <w:ind w:left="360"/>
+      </w:pPr>
+      <w:r>
+        <w:rPr>
+          <w:rFonts w:ascii="Arial" w:cs="Arial" w:eastAsia="Arial" w:hAnsi="Arial"/>
+          <w:sz w:val="21"/>
+          <w:szCs w:val="21"/>
+        </w:rPr>
+        <w:t xml:space="preserve">A.  30%</w:t>
+      </w:r>
+    </w:p>
+    <w:p>
+      <w:pPr>
+        <w:keepNext/>
+        <w:spacing w:after="20"/>
+        <w:ind w:left="360"/>
+      </w:pPr>
+      <w:r>
+        <w:rPr>
+          <w:rFonts w:ascii="Arial" w:cs="Arial" w:eastAsia="Arial" w:hAnsi="Arial"/>
+          <w:sz w:val="21"/>
+          <w:szCs w:val="21"/>
+        </w:rPr>
+        <w:t xml:space="preserve">B.  21%</w:t>
       </w:r>
     </w:p>
     <w:p>
@@ -989,22 +989,22 @@
           <w:sz w:val="21"/>
           <w:szCs w:val="21"/>
         </w:rPr>
-        <w:t xml:space="preserve">C.  26 cm</w:t>
-      </w:r>
-    </w:p>
-    <w:p>
-      <w:pPr>
-        <w:keepNext/>
-        <w:spacing w:after="20"/>
-        <w:ind w:left="360"/>
-      </w:pPr>
-      <w:r>
-        <w:rPr>
-          <w:rFonts w:ascii="Arial" w:cs="Arial" w:eastAsia="Arial" w:hAnsi="Arial"/>
-          <w:sz w:val="21"/>
-          <w:szCs w:val="21"/>
-        </w:rPr>
-        <w:t xml:space="preserve">D.  31 cm</w:t>
+        <w:t xml:space="preserve">C.  70%</w:t>
+      </w:r>
+    </w:p>
+    <w:p>
+      <w:pPr>
+        <w:keepNext/>
+        <w:spacing w:after="20"/>
+        <w:ind w:left="360"/>
+      </w:pPr>
+      <w:r>
+        <w:rPr>
+          <w:rFonts w:ascii="Arial" w:cs="Arial" w:eastAsia="Arial" w:hAnsi="Arial"/>
+          <w:sz w:val="21"/>
+          <w:szCs w:val="21"/>
+        </w:rPr>
+        <w:t xml:space="preserve">D.  51%</w:t>
       </w:r>
     </w:p>
     <w:p>
@@ -1029,7 +1029,7 @@
           <w:sz w:val="19"/>
           <w:szCs w:val="19"/>
         </w:rPr>
-        <w:t xml:space="preserve">Maize grew 48 − 8 = 40 cm. Beans grew 17 − 3 = 14 cm. The difference is 40 − 14 = 26 cm, which is evidence that maize grew faster in this period.</w:t>
+        <w:t xml:space="preserve">Percentage rooting = (number rooted ÷ total cuttings) × 100 = 21 ÷ 30 × 100 = 70%.</w:t>
       </w:r>
     </w:p>
     <w:p>
@@ -1044,7 +1044,7 @@
           <w:sz w:val="16"/>
           <w:szCs w:val="16"/>
         </w:rPr>
-        <w:t xml:space="preserve">USE AFTER: EXPLAIN PHASE — Explain: interpreting lag, rapid and stationary phases on the growth curves</w:t>
+        <w:t xml:space="preserve">USE AFTER: EXPLAIN PHASE — Explain: CER discussion (Plain water still rooted 9 of 30. What does that tell us?)</w:t>
       </w:r>
     </w:p>
     <w:p>
@@ -1060,22 +1060,7 @@
           <w:sz w:val="21"/>
           <w:szCs w:val="21"/>
         </w:rPr>
-        <w:t xml:space="preserve">Q5. Mean maize height increased from 18 cm on Day 9 to 32 cm on Day 12. It then went from 58 cm on Day 18 to only 62 cm on Day 21. What does the flatter part of the curve between Day 18 and Day 21 show?</w:t>
-      </w:r>
-    </w:p>
-    <w:p>
-      <w:pPr>
-        <w:keepNext/>
-        <w:spacing w:after="20"/>
-        <w:ind w:left="360"/>
-      </w:pPr>
-      <w:r>
-        <w:rPr>
-          <w:rFonts w:ascii="Arial" w:cs="Arial" w:eastAsia="Arial" w:hAnsi="Arial"/>
-          <w:sz w:val="21"/>
-          <w:szCs w:val="21"/>
-        </w:rPr>
-        <w:t xml:space="preserve">A.  The seed has not yet absorbed water</w:t>
+        <w:t xml:space="preserve">Q5. In a nursery test with 30 cuttings per treatment, 9 cuttings in plain water (no added substance) still grew roots. What does this tell us?</w:t>
       </w:r>
     </w:p>
     <w:p>
@@ -1093,37 +1078,52 @@
           <w:sz w:val="21"/>
           <w:szCs w:val="21"/>
         </w:rPr>
-        <w:t xml:space="preserve">B.  The stationary phase, where growth slows as the plant matures or resources limit it</w:t>
-      </w:r>
-    </w:p>
-    <w:p>
-      <w:pPr>
-        <w:keepNext/>
-        <w:spacing w:after="20"/>
-        <w:ind w:left="360"/>
-      </w:pPr>
-      <w:r>
-        <w:rPr>
-          <w:rFonts w:ascii="Arial" w:cs="Arial" w:eastAsia="Arial" w:hAnsi="Arial"/>
-          <w:sz w:val="21"/>
-          <w:szCs w:val="21"/>
-        </w:rPr>
-        <w:t xml:space="preserve">C.  The rapid phase, where growth is fastest</w:t>
-      </w:r>
-    </w:p>
-    <w:p>
-      <w:pPr>
-        <w:keepNext/>
-        <w:spacing w:after="20"/>
-        <w:ind w:left="360"/>
-      </w:pPr>
-      <w:r>
-        <w:rPr>
-          <w:rFonts w:ascii="Arial" w:cs="Arial" w:eastAsia="Arial" w:hAnsi="Arial"/>
-          <w:sz w:val="21"/>
-          <w:szCs w:val="21"/>
-        </w:rPr>
-        <w:t xml:space="preserve">D.  The plant has died</w:t>
+        <w:t xml:space="preserve">A.  The cuttings can make some auxin themselves, so some root even without a treatment</w:t>
+      </w:r>
+    </w:p>
+    <w:p>
+      <w:pPr>
+        <w:keepNext/>
+        <w:spacing w:after="20"/>
+        <w:ind w:left="360"/>
+      </w:pPr>
+      <w:r>
+        <w:rPr>
+          <w:rFonts w:ascii="Arial" w:cs="Arial" w:eastAsia="Arial" w:hAnsi="Arial"/>
+          <w:sz w:val="21"/>
+          <w:szCs w:val="21"/>
+        </w:rPr>
+        <w:t xml:space="preserve">B.  The test was unfair and the results cannot be used</w:t>
+      </w:r>
+    </w:p>
+    <w:p>
+      <w:pPr>
+        <w:keepNext/>
+        <w:spacing w:after="20"/>
+        <w:ind w:left="360"/>
+      </w:pPr>
+      <w:r>
+        <w:rPr>
+          <w:rFonts w:ascii="Arial" w:cs="Arial" w:eastAsia="Arial" w:hAnsi="Arial"/>
+          <w:sz w:val="21"/>
+          <w:szCs w:val="21"/>
+        </w:rPr>
+        <w:t xml:space="preserve">C.  Cuttings root only when they have seeds</w:t>
+      </w:r>
+    </w:p>
+    <w:p>
+      <w:pPr>
+        <w:keepNext/>
+        <w:spacing w:after="20"/>
+        <w:ind w:left="360"/>
+      </w:pPr>
+      <w:r>
+        <w:rPr>
+          <w:rFonts w:ascii="Arial" w:cs="Arial" w:eastAsia="Arial" w:hAnsi="Arial"/>
+          <w:sz w:val="21"/>
+          <w:szCs w:val="21"/>
+        </w:rPr>
+        <w:t xml:space="preserve">D.  The plain water contained a rooting hormone</w:t>
       </w:r>
     </w:p>
     <w:p>
@@ -1139,7 +1139,7 @@
           <w:sz w:val="21"/>
           <w:szCs w:val="21"/>
         </w:rPr>
-        <w:t xml:space="preserve">Correct answer: B. </w:t>
+        <w:t xml:space="preserve">Correct answer: A. </w:t>
       </w:r>
       <w:r>
         <w:rPr>
@@ -1148,7 +1148,7 @@
           <w:sz w:val="19"/>
           <w:szCs w:val="19"/>
         </w:rPr>
-        <w:t xml:space="preserve">Growth of only 4 cm in 3 days, compared with 14 cm earlier, shows the stationary phase. The plant is still alive, but its growth has slowed.</w:t>
+        <w:t xml:space="preserve">Plain water has no added hormone, so the cuttings that rooted must have used auxin they made themselves. The treated cuttings rooted more because the substances added to this natural rooting.</w:t>
       </w:r>
     </w:p>
     <w:p>
@@ -1163,7 +1163,7 @@
           <w:sz w:val="16"/>
           <w:szCs w:val="16"/>
         </w:rPr>
-        <w:t xml:space="preserve">USE AFTER: DQB PHASE — DQB: adding evidence and the new question 'Do we have hormones in plants?'</w:t>
+        <w:t xml:space="preserve">USE AFTER: EXPLAIN PHASE — Explain: discussing the limits of the evidence (one trial, one species, no direct measure of auxin)</w:t>
       </w:r>
     </w:p>
     <w:p>
@@ -1179,7 +1179,37 @@
           <w:sz w:val="21"/>
           <w:szCs w:val="21"/>
         </w:rPr>
-        <w:t xml:space="preserve">Q6. Maize and bean seedlings were planted on the same day after the same rain. The two growth curves show that growth is not constant, and that the two crops grow at different rates. Why does this lead to the question 'Do we have hormones in plants?'</w:t>
+        <w:t xml:space="preserve">Q6. Results after 21 days (30 cuttings each): plain water 9 rooted, bulb onion 21, Aloe vera 24, cinnamon 18. A learner says Aloe vera is better than onion. Which statement is the best limit of this evidence?</w:t>
+      </w:r>
+    </w:p>
+    <w:p>
+      <w:pPr>
+        <w:keepNext/>
+        <w:spacing w:after="20"/>
+        <w:ind w:left="360"/>
+      </w:pPr>
+      <w:r>
+        <w:rPr>
+          <w:rFonts w:ascii="Arial" w:cs="Arial" w:eastAsia="Arial" w:hAnsi="Arial"/>
+          <w:sz w:val="21"/>
+          <w:szCs w:val="21"/>
+        </w:rPr>
+        <w:t xml:space="preserve">A.  Rooting can never be linked to auxin because auxin was not measured</w:t>
+      </w:r>
+    </w:p>
+    <w:p>
+      <w:pPr>
+        <w:keepNext/>
+        <w:spacing w:after="20"/>
+        <w:ind w:left="360"/>
+      </w:pPr>
+      <w:r>
+        <w:rPr>
+          <w:rFonts w:ascii="Arial" w:cs="Arial" w:eastAsia="Arial" w:hAnsi="Arial"/>
+          <w:sz w:val="21"/>
+          <w:szCs w:val="21"/>
+        </w:rPr>
+        <w:t xml:space="preserve">B.  Plain water rooted some cuttings, so the whole test is invalid</w:t>
       </w:r>
     </w:p>
     <w:p>
@@ -1197,52 +1227,22 @@
           <w:sz w:val="21"/>
           <w:szCs w:val="21"/>
         </w:rPr>
-        <w:t xml:space="preserve">A.  Because growth speeds up and slows down at different times, suggesting something inside the plant may control its timing and speed</w:t>
-      </w:r>
-    </w:p>
-    <w:p>
-      <w:pPr>
-        <w:keepNext/>
-        <w:spacing w:after="20"/>
-        <w:ind w:left="360"/>
-      </w:pPr>
-      <w:r>
-        <w:rPr>
-          <w:rFonts w:ascii="Arial" w:cs="Arial" w:eastAsia="Arial" w:hAnsi="Arial"/>
-          <w:sz w:val="21"/>
-          <w:szCs w:val="21"/>
-        </w:rPr>
-        <w:t xml:space="preserve">B.  Because seeds that failed to germinate have no growth curve</w:t>
-      </w:r>
-    </w:p>
-    <w:p>
-      <w:pPr>
-        <w:keepNext/>
-        <w:spacing w:after="20"/>
-        <w:ind w:left="360"/>
-      </w:pPr>
-      <w:r>
-        <w:rPr>
-          <w:rFonts w:ascii="Arial" w:cs="Arial" w:eastAsia="Arial" w:hAnsi="Arial"/>
-          <w:sz w:val="21"/>
-          <w:szCs w:val="21"/>
-        </w:rPr>
-        <w:t xml:space="preserve">C.  Because the curves are straight lines</w:t>
-      </w:r>
-    </w:p>
-    <w:p>
-      <w:pPr>
-        <w:keepNext/>
-        <w:spacing w:after="20"/>
-        <w:ind w:left="360"/>
-      </w:pPr>
-      <w:r>
-        <w:rPr>
-          <w:rFonts w:ascii="Arial" w:cs="Arial" w:eastAsia="Arial" w:hAnsi="Arial"/>
-          <w:sz w:val="21"/>
-          <w:szCs w:val="21"/>
-        </w:rPr>
-        <w:t xml:space="preserve">D.  Because plants make insulin like animals do</w:t>
+        <w:t xml:space="preserve">C.  The difference between 24 and 21 is small, and there was only one trial on one species, so we cannot be fully sure</w:t>
+      </w:r>
+    </w:p>
+    <w:p>
+      <w:pPr>
+        <w:keepNext/>
+        <w:spacing w:after="20"/>
+        <w:ind w:left="360"/>
+      </w:pPr>
+      <w:r>
+        <w:rPr>
+          <w:rFonts w:ascii="Arial" w:cs="Arial" w:eastAsia="Arial" w:hAnsi="Arial"/>
+          <w:sz w:val="21"/>
+          <w:szCs w:val="21"/>
+        </w:rPr>
+        <w:t xml:space="preserve">D.  Percentages cannot be used to compare treatments</w:t>
       </w:r>
     </w:p>
     <w:p>
@@ -1258,7 +1258,7 @@
           <w:sz w:val="21"/>
           <w:szCs w:val="21"/>
         </w:rPr>
-        <w:t xml:space="preserve">Correct answer: A. </w:t>
+        <w:t xml:space="preserve">Correct answer: C. </w:t>
       </w:r>
       <w:r>
         <w:rPr>
@@ -1267,7 +1267,7 @@
           <w:sz w:val="19"/>
           <w:szCs w:val="19"/>
         </w:rPr>
-        <w:t xml:space="preserve">Changing growth rates under the same conditions suggest an internal control. This is what makes learners ask whether plants have hormones as animals do.</w:t>
+        <w:t xml:space="preserve">Aloe vera (80%) and onion (70%) are close, and the test was done once on one species. We cannot be certain that Aloe is always better. Percentages are a valid way to compare, and the plain water result is normal for a control.</w:t>
       </w:r>
     </w:p>
     <w:p>
@@ -1282,7 +1282,7 @@
           <w:sz w:val="16"/>
           <w:szCs w:val="16"/>
         </w:rPr>
-        <w:t xml:space="preserve">USE AFTER: MODEL BUILDING PHASE — Model: revising the Day 1 drawing with food store arrows, growth curve sketches and a Gallery Walk</w:t>
+        <w:t xml:space="preserve">USE AFTER: MODEL BUILDING PHASE — Model: revising the Day 1 model with a section on 'Hormones in growth and development'</w:t>
       </w:r>
     </w:p>
     <w:p>
@@ -1298,7 +1298,52 @@
           <w:sz w:val="21"/>
           <w:szCs w:val="21"/>
         </w:rPr>
-        <w:t xml:space="preserve">Q7. In a revised model of early growth, arrows are drawn showing food stores feeding the young seedling. Which pair correctly shows where maize and bean seedlings get these early food stores?</w:t>
+        <w:t xml:space="preserve">Q7. Learners add this to the model explaining why Mr. Wafula's maize and beans grew differently, even though they had the same rain and planting date. Which revision is best supported by the cuttings data (plain water 30%, cinnamon 60%, onion 70%, Aloe vera 80% rooting)?</w:t>
+      </w:r>
+    </w:p>
+    <w:p>
+      <w:pPr>
+        <w:keepNext/>
+        <w:spacing w:after="20"/>
+        <w:ind w:left="360"/>
+      </w:pPr>
+      <w:r>
+        <w:rPr>
+          <w:rFonts w:ascii="Arial" w:cs="Arial" w:eastAsia="Arial" w:hAnsi="Arial"/>
+          <w:sz w:val="21"/>
+          <w:szCs w:val="21"/>
+        </w:rPr>
+        <w:t xml:space="preserve">A.  Differences in growth are caused only by rain and planting date</w:t>
+      </w:r>
+    </w:p>
+    <w:p>
+      <w:pPr>
+        <w:keepNext/>
+        <w:spacing w:after="20"/>
+        <w:ind w:left="360"/>
+      </w:pPr>
+      <w:r>
+        <w:rPr>
+          <w:rFonts w:ascii="Arial" w:cs="Arial" w:eastAsia="Arial" w:hAnsi="Arial"/>
+          <w:sz w:val="21"/>
+          <w:szCs w:val="21"/>
+        </w:rPr>
+        <w:t xml:space="preserve">B.  Only seed structure affects how plants grow</w:t>
+      </w:r>
+    </w:p>
+    <w:p>
+      <w:pPr>
+        <w:keepNext/>
+        <w:spacing w:after="20"/>
+        <w:ind w:left="360"/>
+      </w:pPr>
+      <w:r>
+        <w:rPr>
+          <w:rFonts w:ascii="Arial" w:cs="Arial" w:eastAsia="Arial" w:hAnsi="Arial"/>
+          <w:sz w:val="21"/>
+          <w:szCs w:val="21"/>
+        </w:rPr>
+        <w:t xml:space="preserve">C.  Hormones replace the need for water and soil in growth</w:t>
       </w:r>
     </w:p>
     <w:p>
@@ -1316,52 +1361,7 @@
           <w:sz w:val="21"/>
           <w:szCs w:val="21"/>
         </w:rPr>
-        <w:t xml:space="preserve">A.  Maize from the endosperm, beans from the cotyledons</w:t>
-      </w:r>
-    </w:p>
-    <w:p>
-      <w:pPr>
-        <w:keepNext/>
-        <w:spacing w:after="20"/>
-        <w:ind w:left="360"/>
-      </w:pPr>
-      <w:r>
-        <w:rPr>
-          <w:rFonts w:ascii="Arial" w:cs="Arial" w:eastAsia="Arial" w:hAnsi="Arial"/>
-          <w:sz w:val="21"/>
-          <w:szCs w:val="21"/>
-        </w:rPr>
-        <w:t xml:space="preserve">B.  Both from hormones in the soil</w:t>
-      </w:r>
-    </w:p>
-    <w:p>
-      <w:pPr>
-        <w:keepNext/>
-        <w:spacing w:after="20"/>
-        <w:ind w:left="360"/>
-      </w:pPr>
-      <w:r>
-        <w:rPr>
-          <w:rFonts w:ascii="Arial" w:cs="Arial" w:eastAsia="Arial" w:hAnsi="Arial"/>
-          <w:sz w:val="21"/>
-          <w:szCs w:val="21"/>
-        </w:rPr>
-        <w:t xml:space="preserve">C.  Both only from photosynthesis in the first days</w:t>
-      </w:r>
-    </w:p>
-    <w:p>
-      <w:pPr>
-        <w:keepNext/>
-        <w:spacing w:after="20"/>
-        <w:ind w:left="360"/>
-      </w:pPr>
-      <w:r>
-        <w:rPr>
-          <w:rFonts w:ascii="Arial" w:cs="Arial" w:eastAsia="Arial" w:hAnsi="Arial"/>
-          <w:sz w:val="21"/>
-          <w:szCs w:val="21"/>
-        </w:rPr>
-        <w:t xml:space="preserve">D.  Maize from the cotyledons, beans from the endosperm</w:t>
+        <w:t xml:space="preserve">D.  Differences in growth can be caused by internal factors such as hormones, as well as seed structure, seed condition and environment</w:t>
       </w:r>
     </w:p>
     <w:p>
@@ -1377,7 +1377,7 @@
           <w:sz w:val="21"/>
           <w:szCs w:val="21"/>
         </w:rPr>
-        <w:t xml:space="preserve">Correct answer: A. </w:t>
+        <w:t xml:space="preserve">Correct answer: D. </w:t>
       </w:r>
       <w:r>
         <w:rPr>
@@ -1386,7 +1386,7 @@
           <w:sz w:val="19"/>
           <w:szCs w:val="19"/>
         </w:rPr>
-        <w:t xml:space="preserve">In maize, a monocot, the food is stored mainly in the endosperm. In beans, a dicot, it is stored in the cotyledons. These stores feed early growth before the leaves can make enough food.</w:t>
+        <w:t xml:space="preserve">The cuttings were given the same conditions but rooted differently depending on the treatment, which shows hormones can influence growth. Hormones work together with seed structure, seed condition and environment.</w:t>
       </w:r>
     </w:p>
     <w:p>
@@ -1405,7 +1405,7 @@
         </w:rPr>
         <w:t xml:space="preserve">© 2026 SeaVuria and ARES. Aligned with KICD objectives. Developed by SeaVuria; technical implementation by ARES (with AI assistance from Claude). Licensed under </w:t>
       </w:r>
-      <w:hyperlink w:history="1" r:id="rIdybwp0vsyfm3yga6qgbuju">
+      <w:hyperlink w:history="1" r:id="rIdeulnjd24c_gpvstkxqdho">
         <w:r>
           <w:rPr>
             <w:rFonts w:ascii="Arial" w:cs="Arial" w:eastAsia="Arial" w:hAnsi="Arial"/>
@@ -1426,7 +1426,7 @@
         </w:rPr>
         <w:t xml:space="preserve"> (</w:t>
       </w:r>
-      <w:hyperlink w:history="1" r:id="rIdnlhwnn8t91dc0gbgpde6_">
+      <w:hyperlink w:history="1" r:id="rIdh2tigisnbgwd0aakxoqsr">
         <w:r>
           <w:rPr>
             <w:rFonts w:ascii="Arial" w:cs="Arial" w:eastAsia="Arial" w:hAnsi="Arial"/>
